--- a/MP5/MP5_Submission.docx
+++ b/MP5/MP5_Submission.docx
@@ -18,6 +18,20 @@
       </w:r>
     </w:p>
     <w:p>
+      <w:r>
+        <w:t>In this assignmen</w:t>
+      </w:r>
+      <w:r>
+        <w:t xml:space="preserve">t I implemented the Canny Edge detector which uses multiple steps in order to get a very </w:t>
+      </w:r>
+      <w:r>
+        <w:t xml:space="preserve">thorough edge detection for images. </w:t>
+      </w:r>
+      <w:r>
+        <w:t>Alongside this, there are several parameter and options which have been tested to fine tune the performance</w:t>
+      </w:r>
+    </w:p>
+    <w:p>
       <w:pPr>
         <w:rPr>
           <w:b/>
@@ -33,12 +47,142 @@
       </w:r>
     </w:p>
     <w:p>
+      <w:r>
+        <w:rPr>
+          <w:b/>
+          <w:bCs/>
+        </w:rPr>
+        <w:tab/>
+      </w:r>
+      <w:r>
+        <w:t>Gaussian Smoothing</w:t>
+      </w:r>
+    </w:p>
+    <w:p>
+      <w:r>
+        <w:t>A gaussian matrix is convolved with the image</w:t>
+      </w:r>
+      <w:r>
+        <w:t xml:space="preserve"> to smooth out features in the image</w:t>
+      </w:r>
+      <w:r>
+        <w:t>. The parameter N and sigma are tunable to improve the performance</w:t>
+      </w:r>
+    </w:p>
+    <w:p>
+      <w:r>
+        <w:tab/>
+      </w:r>
+      <w:r>
+        <w:t>Image Gradient</w:t>
+      </w:r>
+    </w:p>
+    <w:p>
+      <w:r>
+        <w:t xml:space="preserve">In this step, each pixel’s gradient and direction is determined using a designed matrix. I explored the </w:t>
+      </w:r>
+      <w:r>
+        <w:t xml:space="preserve">sobel and roberts </w:t>
+      </w:r>
+      <w:r>
+        <w:t>matrix in my exploration</w:t>
+      </w:r>
+    </w:p>
+    <w:p>
+      <w:r>
+        <w:tab/>
+        <w:t>Thresholds</w:t>
+      </w:r>
+    </w:p>
+    <w:p>
+      <w:r>
+        <w:t>The histogram of the magnitude matrix is calculated and another tunable parameter: percentNonEdge</w:t>
+      </w:r>
+      <w:r>
+        <w:t xml:space="preserve"> is used to determine strong </w:t>
+      </w:r>
+      <w:r>
+        <w:t xml:space="preserve">magnitudes </w:t>
+      </w:r>
+      <w:r>
+        <w:t>in the photo. Additionally, this T_high is used to determine a T_low that will improve edges in later steps</w:t>
+      </w:r>
+    </w:p>
+    <w:p>
+      <w:r>
+        <w:tab/>
+      </w:r>
+      <w:r>
+        <w:t>Surpressing NonMaxima</w:t>
+      </w:r>
+    </w:p>
+    <w:p>
+      <w:r>
+        <w:t>Only lines which are higher than the values along their normal vector remain after this step.</w:t>
+      </w:r>
+      <w:r>
+        <w:t xml:space="preserve"> I used the quantization method to determine the normal vector and the pixels to compare against</w:t>
+      </w:r>
+    </w:p>
+    <w:p>
+      <w:r>
+        <w:tab/>
+        <w:t>Threshold and Edge Linking</w:t>
+      </w:r>
+    </w:p>
+    <w:p>
+      <w:r>
+        <w:t>This recursive method analyses every strong</w:t>
+      </w:r>
+      <w:r>
+        <w:t xml:space="preserve"> edge</w:t>
+      </w:r>
+      <w:r>
+        <w:t xml:space="preserve"> (&gt; T_high) and connects lines </w:t>
+      </w:r>
+      <w:r>
+        <w:t xml:space="preserve">by looking for weak edges (T_high &gt;edges &gt;T_low) that connect the strong edges. </w:t>
+      </w:r>
+    </w:p>
+    <w:p>
       <w:pPr>
         <w:rPr>
           <w:b/>
           <w:bCs/>
         </w:rPr>
       </w:pPr>
+    </w:p>
+    <w:p>
+      <w:pPr>
+        <w:rPr>
+          <w:b/>
+          <w:bCs/>
+        </w:rPr>
+      </w:pPr>
+    </w:p>
+    <w:p>
+      <w:pPr>
+        <w:rPr>
+          <w:b/>
+          <w:bCs/>
+        </w:rPr>
+      </w:pPr>
+    </w:p>
+    <w:p>
+      <w:pPr>
+        <w:rPr>
+          <w:b/>
+          <w:bCs/>
+        </w:rPr>
+      </w:pPr>
+    </w:p>
+    <w:p>
+      <w:pPr>
+        <w:rPr>
+          <w:b/>
+          <w:bCs/>
+        </w:rPr>
+      </w:pPr>
       <w:r>
         <w:rPr>
           <w:b/>
@@ -61,14 +205,731 @@
     </w:p>
     <w:p>
       <w:r>
+        <w:t xml:space="preserve">I noticed </w:t>
+      </w:r>
+      <w:r>
+        <w:t xml:space="preserve">worse performance with changing sigma but nuanced difference while playing around with N and perfectofNonEdge </w:t>
+      </w:r>
+      <w:r>
+        <w:t xml:space="preserve">which balanced capturing details and removing noise. These results were obtained with the </w:t>
+      </w:r>
+      <w:r>
+        <w:rPr>
+          <w:b/>
+          <w:bCs/>
+        </w:rPr>
+        <w:t>Sobel matrix</w:t>
+      </w:r>
+    </w:p>
+    <w:tbl>
+      <w:tblPr>
+        <w:tblStyle w:val="TableGrid"/>
+        <w:tblW w:w="0" w:type="auto"/>
+        <w:tblLook w:val="04A0" w:firstRow="1" w:lastRow="0" w:firstColumn="1" w:lastColumn="0" w:noHBand="0" w:noVBand="1"/>
+      </w:tblPr>
+      <w:tblGrid>
+        <w:gridCol w:w="1155"/>
+        <w:gridCol w:w="2106"/>
+        <w:gridCol w:w="2597"/>
+        <w:gridCol w:w="2438"/>
+        <w:gridCol w:w="2206"/>
+      </w:tblGrid>
+      <w:tr>
+        <w:tc>
+          <w:tcPr>
+            <w:tcW w:w="1255" w:type="dxa"/>
+          </w:tcPr>
+          <w:p/>
+        </w:tc>
+        <w:tc>
+          <w:tcPr>
+            <w:tcW w:w="1862" w:type="dxa"/>
+          </w:tcPr>
+          <w:p>
+            <w:r>
+              <w:t>Lena</w:t>
+            </w:r>
+          </w:p>
+        </w:tc>
+        <w:tc>
+          <w:tcPr>
+            <w:tcW w:w="2586" w:type="dxa"/>
+          </w:tcPr>
+          <w:p>
+            <w:r>
+              <w:t>Joy</w:t>
+            </w:r>
+          </w:p>
+        </w:tc>
+        <w:tc>
+          <w:tcPr>
+            <w:tcW w:w="2420" w:type="dxa"/>
+          </w:tcPr>
+          <w:p>
+            <w:r>
+              <w:t xml:space="preserve">Pointer </w:t>
+            </w:r>
+          </w:p>
+        </w:tc>
+        <w:tc>
+          <w:tcPr>
+            <w:tcW w:w="2379" w:type="dxa"/>
+          </w:tcPr>
+          <w:p>
+            <w:r>
+              <w:t>Test</w:t>
+            </w:r>
+          </w:p>
+        </w:tc>
+      </w:tr>
+      <w:tr>
+        <w:tc>
+          <w:tcPr>
+            <w:tcW w:w="1255" w:type="dxa"/>
+          </w:tcPr>
+          <w:p>
+            <w:r>
+              <w:t>N=3</w:t>
+            </w:r>
+          </w:p>
+          <w:p>
+            <w:r>
+              <w:t>Sigma=1</w:t>
+            </w:r>
+          </w:p>
+          <w:p>
+            <w:r>
+              <w:t>% = 0.8</w:t>
+            </w:r>
+          </w:p>
+        </w:tc>
+        <w:tc>
+          <w:tcPr>
+            <w:tcW w:w="1862" w:type="dxa"/>
+          </w:tcPr>
+          <w:p>
+            <w:r>
+              <w:drawing>
+                <wp:inline distT="0" distB="0" distL="0" distR="0" wp14:anchorId="39681883" wp14:editId="00637B70">
+                  <wp:extent cx="1111288" cy="1102995"/>
+                  <wp:effectExtent l="0" t="0" r="0" b="1905"/>
+                  <wp:docPr id="996097517" name="Picture 1"/>
+                  <wp:cNvGraphicFramePr>
+                    <a:graphicFrameLocks xmlns:a="http://schemas.openxmlformats.org/drawingml/2006/main" noChangeAspect="1"/>
+                  </wp:cNvGraphicFramePr>
+                  <a:graphic xmlns:a="http://schemas.openxmlformats.org/drawingml/2006/main">
+                    <a:graphicData uri="http://schemas.openxmlformats.org/drawingml/2006/picture">
+                      <pic:pic xmlns:pic="http://schemas.openxmlformats.org/drawingml/2006/picture">
+                        <pic:nvPicPr>
+                          <pic:cNvPr id="996097517" name=""/>
+                          <pic:cNvPicPr/>
+                        </pic:nvPicPr>
+                        <pic:blipFill>
+                          <a:blip r:embed="rId7"/>
+                          <a:stretch>
+                            <a:fillRect/>
+                          </a:stretch>
+                        </pic:blipFill>
+                        <pic:spPr>
+                          <a:xfrm>
+                            <a:off x="0" y="0"/>
+                            <a:ext cx="1115757" cy="1107431"/>
+                          </a:xfrm>
+                          <a:prstGeom prst="rect">
+                            <a:avLst/>
+                          </a:prstGeom>
+                        </pic:spPr>
+                      </pic:pic>
+                    </a:graphicData>
+                  </a:graphic>
+                </wp:inline>
+              </w:drawing>
+            </w:r>
+          </w:p>
+        </w:tc>
+        <w:tc>
+          <w:tcPr>
+            <w:tcW w:w="2586" w:type="dxa"/>
+          </w:tcPr>
+          <w:p>
+            <w:r>
+              <w:drawing>
+                <wp:inline distT="0" distB="0" distL="0" distR="0" wp14:anchorId="74CD1B13" wp14:editId="03B7372C">
+                  <wp:extent cx="1500447" cy="1134060"/>
+                  <wp:effectExtent l="0" t="0" r="5080" b="9525"/>
+                  <wp:docPr id="1125353728" name="Picture 1"/>
+                  <wp:cNvGraphicFramePr>
+                    <a:graphicFrameLocks xmlns:a="http://schemas.openxmlformats.org/drawingml/2006/main" noChangeAspect="1"/>
+                  </wp:cNvGraphicFramePr>
+                  <a:graphic xmlns:a="http://schemas.openxmlformats.org/drawingml/2006/main">
+                    <a:graphicData uri="http://schemas.openxmlformats.org/drawingml/2006/picture">
+                      <pic:pic xmlns:pic="http://schemas.openxmlformats.org/drawingml/2006/picture">
+                        <pic:nvPicPr>
+                          <pic:cNvPr id="1125353728" name=""/>
+                          <pic:cNvPicPr/>
+                        </pic:nvPicPr>
+                        <pic:blipFill>
+                          <a:blip r:embed="rId8"/>
+                          <a:stretch>
+                            <a:fillRect/>
+                          </a:stretch>
+                        </pic:blipFill>
+                        <pic:spPr>
+                          <a:xfrm>
+                            <a:off x="0" y="0"/>
+                            <a:ext cx="1510929" cy="1141982"/>
+                          </a:xfrm>
+                          <a:prstGeom prst="rect">
+                            <a:avLst/>
+                          </a:prstGeom>
+                        </pic:spPr>
+                      </pic:pic>
+                    </a:graphicData>
+                  </a:graphic>
+                </wp:inline>
+              </w:drawing>
+            </w:r>
+          </w:p>
+        </w:tc>
+        <w:tc>
+          <w:tcPr>
+            <w:tcW w:w="2420" w:type="dxa"/>
+          </w:tcPr>
+          <w:p>
+            <w:r>
+              <w:drawing>
+                <wp:inline distT="0" distB="0" distL="0" distR="0" wp14:anchorId="0876E22D" wp14:editId="3DD0019B">
+                  <wp:extent cx="1399849" cy="1103410"/>
+                  <wp:effectExtent l="0" t="0" r="0" b="1905"/>
+                  <wp:docPr id="1258867319" name="Picture 1"/>
+                  <wp:cNvGraphicFramePr>
+                    <a:graphicFrameLocks xmlns:a="http://schemas.openxmlformats.org/drawingml/2006/main" noChangeAspect="1"/>
+                  </wp:cNvGraphicFramePr>
+                  <a:graphic xmlns:a="http://schemas.openxmlformats.org/drawingml/2006/main">
+                    <a:graphicData uri="http://schemas.openxmlformats.org/drawingml/2006/picture">
+                      <pic:pic xmlns:pic="http://schemas.openxmlformats.org/drawingml/2006/picture">
+                        <pic:nvPicPr>
+                          <pic:cNvPr id="1258867319" name=""/>
+                          <pic:cNvPicPr/>
+                        </pic:nvPicPr>
+                        <pic:blipFill>
+                          <a:blip r:embed="rId9"/>
+                          <a:stretch>
+                            <a:fillRect/>
+                          </a:stretch>
+                        </pic:blipFill>
+                        <pic:spPr>
+                          <a:xfrm>
+                            <a:off x="0" y="0"/>
+                            <a:ext cx="1406530" cy="1108676"/>
+                          </a:xfrm>
+                          <a:prstGeom prst="rect">
+                            <a:avLst/>
+                          </a:prstGeom>
+                        </pic:spPr>
+                      </pic:pic>
+                    </a:graphicData>
+                  </a:graphic>
+                </wp:inline>
+              </w:drawing>
+            </w:r>
+          </w:p>
+        </w:tc>
+        <w:tc>
+          <w:tcPr>
+            <w:tcW w:w="2379" w:type="dxa"/>
+          </w:tcPr>
+          <w:p>
+            <w:r>
+              <w:drawing>
+                <wp:inline distT="0" distB="0" distL="0" distR="0" wp14:anchorId="53601BD6" wp14:editId="435CCED0">
+                  <wp:extent cx="1209840" cy="1203301"/>
+                  <wp:effectExtent l="0" t="0" r="0" b="0"/>
+                  <wp:docPr id="1608367286" name="Picture 1"/>
+                  <wp:cNvGraphicFramePr>
+                    <a:graphicFrameLocks xmlns:a="http://schemas.openxmlformats.org/drawingml/2006/main" noChangeAspect="1"/>
+                  </wp:cNvGraphicFramePr>
+                  <a:graphic xmlns:a="http://schemas.openxmlformats.org/drawingml/2006/main">
+                    <a:graphicData uri="http://schemas.openxmlformats.org/drawingml/2006/picture">
+                      <pic:pic xmlns:pic="http://schemas.openxmlformats.org/drawingml/2006/picture">
+                        <pic:nvPicPr>
+                          <pic:cNvPr id="1608367286" name=""/>
+                          <pic:cNvPicPr/>
+                        </pic:nvPicPr>
+                        <pic:blipFill>
+                          <a:blip r:embed="rId10"/>
+                          <a:stretch>
+                            <a:fillRect/>
+                          </a:stretch>
+                        </pic:blipFill>
+                        <pic:spPr>
+                          <a:xfrm>
+                            <a:off x="0" y="0"/>
+                            <a:ext cx="1233112" cy="1226447"/>
+                          </a:xfrm>
+                          <a:prstGeom prst="rect">
+                            <a:avLst/>
+                          </a:prstGeom>
+                        </pic:spPr>
+                      </pic:pic>
+                    </a:graphicData>
+                  </a:graphic>
+                </wp:inline>
+              </w:drawing>
+            </w:r>
+          </w:p>
+        </w:tc>
+      </w:tr>
+      <w:tr>
+        <w:tc>
+          <w:tcPr>
+            <w:tcW w:w="1255" w:type="dxa"/>
+          </w:tcPr>
+          <w:p>
+            <w:r>
+              <w:t>N=</w:t>
+            </w:r>
+            <w:r>
+              <w:t>5</w:t>
+            </w:r>
+          </w:p>
+          <w:p>
+            <w:r>
+              <w:t>Sigma=1</w:t>
+            </w:r>
+          </w:p>
+          <w:p>
+            <w:r>
+              <w:t>% = 0.</w:t>
+            </w:r>
+            <w:r>
+              <w:t>75</w:t>
+            </w:r>
+          </w:p>
+        </w:tc>
+        <w:tc>
+          <w:tcPr>
+            <w:tcW w:w="1862" w:type="dxa"/>
+          </w:tcPr>
+          <w:p>
+            <w:r>
+              <w:drawing>
+                <wp:inline distT="0" distB="0" distL="0" distR="0" wp14:anchorId="4C8EB46B" wp14:editId="47E9777C">
+                  <wp:extent cx="1200469" cy="1209495"/>
+                  <wp:effectExtent l="0" t="0" r="0" b="0"/>
+                  <wp:docPr id="1997326781" name="Picture 1"/>
+                  <wp:cNvGraphicFramePr>
+                    <a:graphicFrameLocks xmlns:a="http://schemas.openxmlformats.org/drawingml/2006/main" noChangeAspect="1"/>
+                  </wp:cNvGraphicFramePr>
+                  <a:graphic xmlns:a="http://schemas.openxmlformats.org/drawingml/2006/main">
+                    <a:graphicData uri="http://schemas.openxmlformats.org/drawingml/2006/picture">
+                      <pic:pic xmlns:pic="http://schemas.openxmlformats.org/drawingml/2006/picture">
+                        <pic:nvPicPr>
+                          <pic:cNvPr id="1997326781" name=""/>
+                          <pic:cNvPicPr/>
+                        </pic:nvPicPr>
+                        <pic:blipFill>
+                          <a:blip r:embed="rId11"/>
+                          <a:stretch>
+                            <a:fillRect/>
+                          </a:stretch>
+                        </pic:blipFill>
+                        <pic:spPr>
+                          <a:xfrm>
+                            <a:off x="0" y="0"/>
+                            <a:ext cx="1202919" cy="1211963"/>
+                          </a:xfrm>
+                          <a:prstGeom prst="rect">
+                            <a:avLst/>
+                          </a:prstGeom>
+                        </pic:spPr>
+                      </pic:pic>
+                    </a:graphicData>
+                  </a:graphic>
+                </wp:inline>
+              </w:drawing>
+            </w:r>
+          </w:p>
+        </w:tc>
+        <w:tc>
+          <w:tcPr>
+            <w:tcW w:w="2586" w:type="dxa"/>
+          </w:tcPr>
+          <w:p>
+            <w:r>
+              <w:drawing>
+                <wp:inline distT="0" distB="0" distL="0" distR="0" wp14:anchorId="0635C7C7" wp14:editId="16062218">
+                  <wp:extent cx="1512081" cy="1160436"/>
+                  <wp:effectExtent l="0" t="0" r="0" b="1905"/>
+                  <wp:docPr id="1598727664" name="Picture 1"/>
+                  <wp:cNvGraphicFramePr>
+                    <a:graphicFrameLocks xmlns:a="http://schemas.openxmlformats.org/drawingml/2006/main" noChangeAspect="1"/>
+                  </wp:cNvGraphicFramePr>
+                  <a:graphic xmlns:a="http://schemas.openxmlformats.org/drawingml/2006/main">
+                    <a:graphicData uri="http://schemas.openxmlformats.org/drawingml/2006/picture">
+                      <pic:pic xmlns:pic="http://schemas.openxmlformats.org/drawingml/2006/picture">
+                        <pic:nvPicPr>
+                          <pic:cNvPr id="1598727664" name=""/>
+                          <pic:cNvPicPr/>
+                        </pic:nvPicPr>
+                        <pic:blipFill>
+                          <a:blip r:embed="rId12"/>
+                          <a:stretch>
+                            <a:fillRect/>
+                          </a:stretch>
+                        </pic:blipFill>
+                        <pic:spPr>
+                          <a:xfrm>
+                            <a:off x="0" y="0"/>
+                            <a:ext cx="1517002" cy="1164213"/>
+                          </a:xfrm>
+                          <a:prstGeom prst="rect">
+                            <a:avLst/>
+                          </a:prstGeom>
+                        </pic:spPr>
+                      </pic:pic>
+                    </a:graphicData>
+                  </a:graphic>
+                </wp:inline>
+              </w:drawing>
+            </w:r>
+          </w:p>
+        </w:tc>
+        <w:tc>
+          <w:tcPr>
+            <w:tcW w:w="2420" w:type="dxa"/>
+          </w:tcPr>
+          <w:p>
+            <w:r>
+              <w:drawing>
+                <wp:inline distT="0" distB="0" distL="0" distR="0" wp14:anchorId="10D59301" wp14:editId="341EFD7C">
+                  <wp:extent cx="1411327" cy="1118735"/>
+                  <wp:effectExtent l="0" t="0" r="0" b="5715"/>
+                  <wp:docPr id="1871136161" name="Picture 1"/>
+                  <wp:cNvGraphicFramePr>
+                    <a:graphicFrameLocks xmlns:a="http://schemas.openxmlformats.org/drawingml/2006/main" noChangeAspect="1"/>
+                  </wp:cNvGraphicFramePr>
+                  <a:graphic xmlns:a="http://schemas.openxmlformats.org/drawingml/2006/main">
+                    <a:graphicData uri="http://schemas.openxmlformats.org/drawingml/2006/picture">
+                      <pic:pic xmlns:pic="http://schemas.openxmlformats.org/drawingml/2006/picture">
+                        <pic:nvPicPr>
+                          <pic:cNvPr id="1871136161" name=""/>
+                          <pic:cNvPicPr/>
+                        </pic:nvPicPr>
+                        <pic:blipFill>
+                          <a:blip r:embed="rId13"/>
+                          <a:stretch>
+                            <a:fillRect/>
+                          </a:stretch>
+                        </pic:blipFill>
+                        <pic:spPr>
+                          <a:xfrm>
+                            <a:off x="0" y="0"/>
+                            <a:ext cx="1420610" cy="1126093"/>
+                          </a:xfrm>
+                          <a:prstGeom prst="rect">
+                            <a:avLst/>
+                          </a:prstGeom>
+                        </pic:spPr>
+                      </pic:pic>
+                    </a:graphicData>
+                  </a:graphic>
+                </wp:inline>
+              </w:drawing>
+            </w:r>
+          </w:p>
+        </w:tc>
+        <w:tc>
+          <w:tcPr>
+            <w:tcW w:w="2379" w:type="dxa"/>
+          </w:tcPr>
+          <w:p>
+            <w:r>
+              <w:drawing>
+                <wp:inline distT="0" distB="0" distL="0" distR="0" wp14:anchorId="78595E02" wp14:editId="67D1FD60">
+                  <wp:extent cx="1220903" cy="1233891"/>
+                  <wp:effectExtent l="0" t="0" r="0" b="4445"/>
+                  <wp:docPr id="1436831089" name="Picture 1"/>
+                  <wp:cNvGraphicFramePr>
+                    <a:graphicFrameLocks xmlns:a="http://schemas.openxmlformats.org/drawingml/2006/main" noChangeAspect="1"/>
+                  </wp:cNvGraphicFramePr>
+                  <a:graphic xmlns:a="http://schemas.openxmlformats.org/drawingml/2006/main">
+                    <a:graphicData uri="http://schemas.openxmlformats.org/drawingml/2006/picture">
+                      <pic:pic xmlns:pic="http://schemas.openxmlformats.org/drawingml/2006/picture">
+                        <pic:nvPicPr>
+                          <pic:cNvPr id="1436831089" name=""/>
+                          <pic:cNvPicPr/>
+                        </pic:nvPicPr>
+                        <pic:blipFill>
+                          <a:blip r:embed="rId14"/>
+                          <a:stretch>
+                            <a:fillRect/>
+                          </a:stretch>
+                        </pic:blipFill>
+                        <pic:spPr>
+                          <a:xfrm>
+                            <a:off x="0" y="0"/>
+                            <a:ext cx="1235900" cy="1249048"/>
+                          </a:xfrm>
+                          <a:prstGeom prst="rect">
+                            <a:avLst/>
+                          </a:prstGeom>
+                        </pic:spPr>
+                      </pic:pic>
+                    </a:graphicData>
+                  </a:graphic>
+                </wp:inline>
+              </w:drawing>
+            </w:r>
+          </w:p>
+        </w:tc>
+      </w:tr>
+    </w:tbl>
+    <w:p/>
+    <w:p>
+      <w:r>
         <w:tab/>
-        <w:t>Parameter Tuning</w:t>
-      </w:r>
+        <w:t xml:space="preserve">The following results were with the </w:t>
+      </w:r>
+      <w:r>
+        <w:rPr>
+          <w:b/>
+          <w:bCs/>
+        </w:rPr>
+        <w:t>Roberts</w:t>
+      </w:r>
+      <w:r>
+        <w:rPr>
+          <w:b/>
+          <w:bCs/>
+        </w:rPr>
+        <w:t xml:space="preserve"> Cross</w:t>
+      </w:r>
+      <w:r>
+        <w:rPr>
+          <w:b/>
+          <w:bCs/>
+        </w:rPr>
+        <w:t xml:space="preserve"> Matrix</w:t>
+      </w:r>
+      <w:r>
+        <w:rPr>
+          <w:b/>
+          <w:bCs/>
+        </w:rPr>
+        <w:t xml:space="preserve">. </w:t>
+      </w:r>
+      <w:r>
+        <w:t xml:space="preserve">I believe further tuning would be needed with this matrix since I was noticing gaps </w:t>
+      </w:r>
+      <w:r>
+        <w:t>among the edges across the joy and pointer photo specifically. I did, however, notice really great capture of the edges on the Lena image</w:t>
+      </w:r>
+    </w:p>
+    <w:tbl>
+      <w:tblPr>
+        <w:tblStyle w:val="TableGrid"/>
+        <w:tblW w:w="0" w:type="auto"/>
+        <w:tblLook w:val="04A0" w:firstRow="1" w:lastRow="0" w:firstColumn="1" w:lastColumn="0" w:noHBand="0" w:noVBand="1"/>
+      </w:tblPr>
+      <w:tblGrid>
+        <w:gridCol w:w="2363"/>
+        <w:gridCol w:w="2850"/>
+        <w:gridCol w:w="2877"/>
+        <w:gridCol w:w="2412"/>
+      </w:tblGrid>
+      <w:tr>
+        <w:tc>
+          <w:tcPr>
+            <w:tcW w:w="2625" w:type="dxa"/>
+          </w:tcPr>
+          <w:p>
+            <w:r>
+              <w:drawing>
+                <wp:inline distT="0" distB="0" distL="0" distR="0" wp14:anchorId="12806A1C" wp14:editId="718C4551">
+                  <wp:extent cx="1476322" cy="1498522"/>
+                  <wp:effectExtent l="0" t="0" r="0" b="6985"/>
+                  <wp:docPr id="1475223183" name="Picture 1"/>
+                  <wp:cNvGraphicFramePr>
+                    <a:graphicFrameLocks xmlns:a="http://schemas.openxmlformats.org/drawingml/2006/main" noChangeAspect="1"/>
+                  </wp:cNvGraphicFramePr>
+                  <a:graphic xmlns:a="http://schemas.openxmlformats.org/drawingml/2006/main">
+                    <a:graphicData uri="http://schemas.openxmlformats.org/drawingml/2006/picture">
+                      <pic:pic xmlns:pic="http://schemas.openxmlformats.org/drawingml/2006/picture">
+                        <pic:nvPicPr>
+                          <pic:cNvPr id="1475223183" name=""/>
+                          <pic:cNvPicPr/>
+                        </pic:nvPicPr>
+                        <pic:blipFill>
+                          <a:blip r:embed="rId15"/>
+                          <a:stretch>
+                            <a:fillRect/>
+                          </a:stretch>
+                        </pic:blipFill>
+                        <pic:spPr>
+                          <a:xfrm>
+                            <a:off x="0" y="0"/>
+                            <a:ext cx="1492231" cy="1514671"/>
+                          </a:xfrm>
+                          <a:prstGeom prst="rect">
+                            <a:avLst/>
+                          </a:prstGeom>
+                        </pic:spPr>
+                      </pic:pic>
+                    </a:graphicData>
+                  </a:graphic>
+                </wp:inline>
+              </w:drawing>
+            </w:r>
+          </w:p>
+        </w:tc>
+        <w:tc>
+          <w:tcPr>
+            <w:tcW w:w="2625" w:type="dxa"/>
+          </w:tcPr>
+          <w:p>
+            <w:r>
+              <w:drawing>
+                <wp:inline distT="0" distB="0" distL="0" distR="0" wp14:anchorId="3C001464" wp14:editId="0E13C251">
+                  <wp:extent cx="1810079" cy="1389480"/>
+                  <wp:effectExtent l="0" t="0" r="0" b="1270"/>
+                  <wp:docPr id="1893899218" name="Picture 1"/>
+                  <wp:cNvGraphicFramePr>
+                    <a:graphicFrameLocks xmlns:a="http://schemas.openxmlformats.org/drawingml/2006/main" noChangeAspect="1"/>
+                  </wp:cNvGraphicFramePr>
+                  <a:graphic xmlns:a="http://schemas.openxmlformats.org/drawingml/2006/main">
+                    <a:graphicData uri="http://schemas.openxmlformats.org/drawingml/2006/picture">
+                      <pic:pic xmlns:pic="http://schemas.openxmlformats.org/drawingml/2006/picture">
+                        <pic:nvPicPr>
+                          <pic:cNvPr id="1893899218" name=""/>
+                          <pic:cNvPicPr/>
+                        </pic:nvPicPr>
+                        <pic:blipFill>
+                          <a:blip r:embed="rId16"/>
+                          <a:stretch>
+                            <a:fillRect/>
+                          </a:stretch>
+                        </pic:blipFill>
+                        <pic:spPr>
+                          <a:xfrm>
+                            <a:off x="0" y="0"/>
+                            <a:ext cx="1818729" cy="1396120"/>
+                          </a:xfrm>
+                          <a:prstGeom prst="rect">
+                            <a:avLst/>
+                          </a:prstGeom>
+                        </pic:spPr>
+                      </pic:pic>
+                    </a:graphicData>
+                  </a:graphic>
+                </wp:inline>
+              </w:drawing>
+            </w:r>
+          </w:p>
+        </w:tc>
+        <w:tc>
+          <w:tcPr>
+            <w:tcW w:w="2626" w:type="dxa"/>
+          </w:tcPr>
+          <w:p>
+            <w:r>
+              <w:drawing>
+                <wp:inline distT="0" distB="0" distL="0" distR="0" wp14:anchorId="3BD7BEC2" wp14:editId="7A7155E3">
+                  <wp:extent cx="1822978" cy="1425238"/>
+                  <wp:effectExtent l="0" t="0" r="6350" b="3810"/>
+                  <wp:docPr id="1742994597" name="Picture 1"/>
+                  <wp:cNvGraphicFramePr>
+                    <a:graphicFrameLocks xmlns:a="http://schemas.openxmlformats.org/drawingml/2006/main" noChangeAspect="1"/>
+                  </wp:cNvGraphicFramePr>
+                  <a:graphic xmlns:a="http://schemas.openxmlformats.org/drawingml/2006/main">
+                    <a:graphicData uri="http://schemas.openxmlformats.org/drawingml/2006/picture">
+                      <pic:pic xmlns:pic="http://schemas.openxmlformats.org/drawingml/2006/picture">
+                        <pic:nvPicPr>
+                          <pic:cNvPr id="1742994597" name=""/>
+                          <pic:cNvPicPr/>
+                        </pic:nvPicPr>
+                        <pic:blipFill>
+                          <a:blip r:embed="rId17"/>
+                          <a:stretch>
+                            <a:fillRect/>
+                          </a:stretch>
+                        </pic:blipFill>
+                        <pic:spPr>
+                          <a:xfrm>
+                            <a:off x="0" y="0"/>
+                            <a:ext cx="1837392" cy="1436507"/>
+                          </a:xfrm>
+                          <a:prstGeom prst="rect">
+                            <a:avLst/>
+                          </a:prstGeom>
+                        </pic:spPr>
+                      </pic:pic>
+                    </a:graphicData>
+                  </a:graphic>
+                </wp:inline>
+              </w:drawing>
+            </w:r>
+          </w:p>
+        </w:tc>
+        <w:tc>
+          <w:tcPr>
+            <w:tcW w:w="2626" w:type="dxa"/>
+          </w:tcPr>
+          <w:p>
+            <w:r>
+              <w:drawing>
+                <wp:inline distT="0" distB="0" distL="0" distR="0" wp14:anchorId="01370620" wp14:editId="0F9F84FF">
+                  <wp:extent cx="1509047" cy="1517031"/>
+                  <wp:effectExtent l="0" t="0" r="0" b="6985"/>
+                  <wp:docPr id="372606800" name="Picture 1"/>
+                  <wp:cNvGraphicFramePr>
+                    <a:graphicFrameLocks xmlns:a="http://schemas.openxmlformats.org/drawingml/2006/main" noChangeAspect="1"/>
+                  </wp:cNvGraphicFramePr>
+                  <a:graphic xmlns:a="http://schemas.openxmlformats.org/drawingml/2006/main">
+                    <a:graphicData uri="http://schemas.openxmlformats.org/drawingml/2006/picture">
+                      <pic:pic xmlns:pic="http://schemas.openxmlformats.org/drawingml/2006/picture">
+                        <pic:nvPicPr>
+                          <pic:cNvPr id="372606800" name=""/>
+                          <pic:cNvPicPr/>
+                        </pic:nvPicPr>
+                        <pic:blipFill>
+                          <a:blip r:embed="rId18"/>
+                          <a:stretch>
+                            <a:fillRect/>
+                          </a:stretch>
+                        </pic:blipFill>
+                        <pic:spPr>
+                          <a:xfrm>
+                            <a:off x="0" y="0"/>
+                            <a:ext cx="1517052" cy="1525078"/>
+                          </a:xfrm>
+                          <a:prstGeom prst="rect">
+                            <a:avLst/>
+                          </a:prstGeom>
+                        </pic:spPr>
+                      </pic:pic>
+                    </a:graphicData>
+                  </a:graphic>
+                </wp:inline>
+              </w:drawing>
+            </w:r>
+          </w:p>
+        </w:tc>
+      </w:tr>
+    </w:tbl>
+    <w:p/>
+    <w:p>
+      <w:pPr>
+        <w:rPr>
+          <w:b/>
+          <w:bCs/>
+        </w:rPr>
+      </w:pPr>
     </w:p>
     <w:sectPr>
-      <w:headerReference w:type="default" r:id="rId6"/>
+      <w:headerReference w:type="default" r:id="rId19"/>
       <w:pgSz w:w="12240" w:h="15840"/>
-      <w:pgMar w:top="1440" w:right="1440" w:bottom="1440" w:left="1440" w:header="720" w:footer="720" w:gutter="0"/>
+      <w:pgMar w:top="1152" w:right="864" w:bottom="1152" w:left="864" w:header="720" w:footer="720" w:gutter="0"/>
       <w:cols w:space="720"/>
       <w:docGrid w:linePitch="360"/>
     </w:sectPr>
@@ -149,6 +1010,10 @@
     </w:r>
   </w:p>
 </w:hdr>
+</file>
+
+<file path=word/numbering.xml><?xml version="1.0" encoding="utf-8"?>
+<w:numbering xmlns:wpc="http://schemas.microsoft.com/office/word/2010/wordprocessingCanvas" xmlns:cx="http://schemas.microsoft.com/office/drawing/2014/chartex" xmlns:cx1="http://schemas.microsoft.com/office/drawing/2015/9/8/chartex" xmlns:cx2="http://schemas.microsoft.com/office/drawing/2015/10/21/chartex" xmlns:cx3="http://schemas.microsoft.com/office/drawing/2016/5/9/chartex" xmlns:cx4="http://schemas.microsoft.com/office/drawing/2016/5/10/chartex" xmlns:cx5="http://schemas.microsoft.com/office/drawing/2016/5/11/chartex" xmlns:cx6="http://schemas.microsoft.com/office/drawing/2016/5/12/chartex" xmlns:cx7="http://schemas.microsoft.com/office/drawing/2016/5/13/chartex" xmlns:cx8="http://schemas.microsoft.com/office/drawing/2016/5/14/chartex" xmlns:mc="http://schemas.openxmlformats.org/markup-compatibility/2006" xmlns:aink="http://schemas.microsoft.com/office/drawing/2016/ink" xmlns:am3d="http://schemas.microsoft.com/office/drawing/2017/model3d" xmlns:o="urn:schemas-microsoft-com:office:office" xmlns:oel="http://schemas.microsoft.com/office/2019/extlst" xmlns:r="http://schemas.openxmlformats.org/officeDocument/2006/relationships" xmlns:m="http://schemas.openxmlformats.org/officeDocument/2006/math" xmlns:v="urn:schemas-microsoft-com:vml" xmlns:wp14="http://schemas.microsoft.com/office/word/2010/wordprocessingDrawing" xmlns:wp="http://schemas.openxmlformats.org/drawingml/2006/wordprocessingDrawing" xmlns:w10="urn:schemas-microsoft-com:office:word" xmlns:w="http://schemas.openxmlformats.org/wordprocessingml/2006/main" xmlns:w14="http://schemas.microsoft.com/office/word/2010/wordml" xmlns:w15="http://schemas.microsoft.com/office/word/2012/wordml" xmlns:w16cex="http://schemas.microsoft.com/office/word/2018/wordml/cex" xmlns:w16cid="http://schemas.microsoft.com/office/word/2016/wordml/cid" xmlns:w16="http://schemas.microsoft.com/office/word/2018/wordml" xmlns:w16du="http://schemas.microsoft.com/office/word/2023/wordml/word16du" xmlns:w16sdtdh="http://schemas.microsoft.com/office/word/2020/wordml/sdtdatahash" xmlns:w16sdtfl="http://schemas.microsoft.com/office/word/2024/wordml/sdtformatlock" xmlns:w16se="http://schemas.microsoft.com/office/word/2015/wordml/symex" xmlns:wpg="http://schemas.microsoft.com/office/word/2010/wordprocessingGroup" xmlns:wpi="http://schemas.microsoft.com/office/word/2010/wordprocessingInk" xmlns:wne="http://schemas.microsoft.com/office/word/2006/wordml" xmlns:wps="http://schemas.microsoft.com/office/word/2010/wordprocessingShape" mc:Ignorable="w14 w15 w16se w16cid w16 w16cex w16sdtdh w16sdtfl w16du wp14"/>
 </file>
 
 <file path=word/styles.xml><?xml version="1.0" encoding="utf-8"?>
@@ -1112,6 +1977,25 @@
     <w:uiPriority w:val="99"/>
     <w:rsid w:val="005F4E39"/>
   </w:style>
+  <w:style w:type="table" w:styleId="TableGrid">
+    <w:name w:val="Table Grid"/>
+    <w:basedOn w:val="TableNormal"/>
+    <w:uiPriority w:val="39"/>
+    <w:rsid w:val="00417464"/>
+    <w:pPr>
+      <w:spacing w:after="0" w:line="240" w:lineRule="auto"/>
+    </w:pPr>
+    <w:tblPr>
+      <w:tblBorders>
+        <w:top w:val="single" w:sz="4" w:space="0" w:color="auto"/>
+        <w:left w:val="single" w:sz="4" w:space="0" w:color="auto"/>
+        <w:bottom w:val="single" w:sz="4" w:space="0" w:color="auto"/>
+        <w:right w:val="single" w:sz="4" w:space="0" w:color="auto"/>
+        <w:insideH w:val="single" w:sz="4" w:space="0" w:color="auto"/>
+        <w:insideV w:val="single" w:sz="4" w:space="0" w:color="auto"/>
+      </w:tblBorders>
+    </w:tblPr>
+  </w:style>
 </w:styles>
 </file>
 
